--- a/por/docx/009.content.docx
+++ b/por/docx/009.content.docx
@@ -41611,20 +41611,20 @@
         <w:rPr>
           <w:lang w:val="pt_PT" w:bidi="pt_PT"/>
         </w:rPr>
-        <w:t>). Foi conquistado por Alexandre Janeu, mas o domínio hasmoneu foi posteriormente devolvido ao rei Aretas por João Hircano (</w:t>
+        <w:t xml:space="preserve">). Mais tarde, passou para o controle do rei hasmoneu Alexandre Janeu. Posteriormente, João Hircano devolveu-o a Aretas, o rei nabateu (Flávio Josefo, </w:t>
       </w:r>
       <w:r>
         <w:rPr>
           <w:i/>
           <w:lang w:val="pt_PT" w:bidi="pt_PT"/>
         </w:rPr>
-        <w:t>Antiguidades</w:t>
-      </w:r>
-      <w:r>
-        <w:rPr>
-          <w:lang w:val="pt_PT" w:bidi="pt_PT"/>
-        </w:rPr>
-        <w:t xml:space="preserve"> de Josefo 13.15.4; 14.1.4).</w:t>
+        <w:t>Antiguidades Judaicas</w:t>
+      </w:r>
+      <w:r>
+        <w:rPr>
+          <w:lang w:val="pt_PT" w:bidi="pt_PT"/>
+        </w:rPr>
+        <w:t xml:space="preserve"> 13.15.4; 14.1.4).</w:t>
       </w:r>
       <w:r>
         <w:rPr>
